--- a/Сертификаты и резюме/Резюме.docx
+++ b/Сертификаты и резюме/Резюме.docx
@@ -20,7 +20,29 @@
     </w:p>
     <w:p>
       <w:r>
-        <w:t xml:space="preserve">- Email: andreibulygin@example.com  </w:t>
+        <w:t xml:space="preserve">- Email: </w:t>
+      </w:r>
+      <w:r>
+        <w:rPr>
+          <w:rFonts w:ascii="YS Text" w:hAnsi="YS Text"/>
+          <w:b w:val="0"/>
+          <w:i w:val="0"/>
+          <w:caps w:val="0"/>
+          <w:color w:val="262633"/>
+          <w:spacing w:val="0"/>
+          <w:sz w:val="28"/>
+          <w:highlight w:val="white"/>
+        </w:rPr>
+        <w:t>bulygin.andrei2014@yandex.ru</w:t>
+      </w:r>
+      <w:r>
+        <w:rPr>
+          <w:sz w:val="28"/>
+        </w:rPr>
+        <w:t xml:space="preserve"> </w:t>
+      </w:r>
+      <w:r>
+        <w:t xml:space="preserve"> </w:t>
       </w:r>
     </w:p>
     <w:p>
@@ -162,13 +184,43 @@
       </w:r>
     </w:p>
     <w:p>
-      <w:r>
-        <w:t>- Инструменты и технологии: Git, SQL(База), GitHub</w:t>
-      </w:r>
-    </w:p>
-    <w:p>
-      <w:r>
-        <w:t>- Уровень на Codewars: 5 кю</w:t>
+      <w:pPr>
+        <w:rPr>
+          <w:rFonts w:ascii="Consolas" w:hAnsi="Consolas"/>
+          <w:b w:val="0"/>
+          <w:color w:val="4EC9B0"/>
+          <w:sz w:val="21"/>
+          <w:shd w:fill="1E1E1E" w:val="clear"/>
+        </w:rPr>
+      </w:pPr>
+      <w:r>
+        <w:t>- Инструменты и технологии: Git, SQL(База), GitHub, API</w:t>
+      </w:r>
+      <w:r>
+        <w:rPr>
+          <w:color w:val="000000"/>
+        </w:rPr>
+        <w:t>(</w:t>
+      </w:r>
+      <w:r>
+        <w:rPr>
+          <w:rFonts w:ascii="Consolas" w:hAnsi="Consolas"/>
+          <w:b w:val="0"/>
+          <w:color w:val="000000"/>
+          <w:sz w:val="24"/>
+        </w:rPr>
+        <w:t>requests</w:t>
+      </w:r>
+      <w:r>
+        <w:rPr>
+          <w:color w:val="000000"/>
+        </w:rPr>
+        <w:t>)</w:t>
+      </w:r>
+    </w:p>
+    <w:p>
+      <w:r>
+        <w:t>- Уровень на Codewars: 4 кю</w:t>
       </w:r>
     </w:p>
     <w:p>
@@ -242,6 +294,7 @@
     </w:rPrDefault>
     <w:pPrDefault>
       <w:pPr>
+        <w:widowControl w:val="0"/>
         <w:spacing w:after="0" w:before="0" w:line="240" w:lineRule="auto"/>
         <w:ind w:firstLine="0" w:left="0" w:right="0"/>
         <w:jc w:val="left"/>
@@ -281,6 +334,7 @@
     <w:uiPriority w:val="0"/>
     <w:qFormat/>
     <w:pPr>
+      <w:widowControl w:val="0"/>
       <w:spacing w:line="240" w:lineRule="auto"/>
       <w:ind/>
       <w:jc w:val="both"/>
@@ -304,6 +358,7 @@
     <w:link w:val="Style_2_ch"/>
     <w:uiPriority w:val="39"/>
     <w:pPr>
+      <w:widowControl w:val="0"/>
       <w:ind w:firstLine="0" w:left="200"/>
       <w:jc w:val="left"/>
     </w:pPr>
@@ -326,6 +381,7 @@
     <w:link w:val="Style_3_ch"/>
     <w:uiPriority w:val="39"/>
     <w:pPr>
+      <w:widowControl w:val="0"/>
       <w:ind w:firstLine="0" w:left="600"/>
       <w:jc w:val="left"/>
     </w:pPr>
@@ -348,6 +404,7 @@
     <w:link w:val="Style_4_ch"/>
     <w:uiPriority w:val="39"/>
     <w:pPr>
+      <w:widowControl w:val="0"/>
       <w:ind w:firstLine="0" w:left="1000"/>
       <w:jc w:val="left"/>
     </w:pPr>
@@ -370,6 +427,7 @@
     <w:link w:val="Style_5_ch"/>
     <w:uiPriority w:val="39"/>
     <w:pPr>
+      <w:widowControl w:val="0"/>
       <w:ind w:firstLine="0" w:left="1200"/>
       <w:jc w:val="left"/>
     </w:pPr>
@@ -390,6 +448,7 @@
     <w:name w:val="Endnote"/>
     <w:link w:val="Style_6_ch"/>
     <w:pPr>
+      <w:widowControl w:val="0"/>
       <w:ind w:firstLine="851" w:left="0"/>
       <w:jc w:val="both"/>
     </w:pPr>
@@ -413,6 +472,7 @@
     <w:uiPriority w:val="9"/>
     <w:qFormat/>
     <w:pPr>
+      <w:widowControl w:val="0"/>
       <w:spacing w:after="120" w:before="120"/>
       <w:ind/>
       <w:jc w:val="both"/>
@@ -439,6 +499,7 @@
     <w:link w:val="Style_8_ch"/>
     <w:uiPriority w:val="39"/>
     <w:pPr>
+      <w:widowControl w:val="0"/>
       <w:ind w:firstLine="0" w:left="400"/>
       <w:jc w:val="left"/>
     </w:pPr>
@@ -462,6 +523,7 @@
     <w:uiPriority w:val="9"/>
     <w:qFormat/>
     <w:pPr>
+      <w:widowControl w:val="0"/>
       <w:spacing w:after="120" w:before="120"/>
       <w:ind/>
       <w:jc w:val="both"/>
@@ -489,6 +551,7 @@
     <w:uiPriority w:val="9"/>
     <w:qFormat/>
     <w:pPr>
+      <w:widowControl w:val="0"/>
       <w:spacing w:after="120" w:before="120"/>
       <w:ind/>
       <w:jc w:val="both"/>
@@ -529,6 +592,7 @@
     <w:name w:val="Footnote"/>
     <w:link w:val="Style_12_ch"/>
     <w:pPr>
+      <w:widowControl w:val="0"/>
       <w:ind w:firstLine="851" w:left="0"/>
       <w:jc w:val="both"/>
     </w:pPr>
@@ -551,6 +615,7 @@
     <w:link w:val="Style_13_ch"/>
     <w:uiPriority w:val="39"/>
     <w:pPr>
+      <w:widowControl w:val="0"/>
       <w:ind w:firstLine="0" w:left="0"/>
       <w:jc w:val="left"/>
     </w:pPr>
@@ -573,6 +638,7 @@
     <w:name w:val="Header and Footer"/>
     <w:link w:val="Style_14_ch"/>
     <w:pPr>
+      <w:widowControl w:val="0"/>
       <w:spacing w:line="240" w:lineRule="auto"/>
       <w:ind/>
       <w:jc w:val="both"/>
@@ -596,6 +662,7 @@
     <w:link w:val="Style_15_ch"/>
     <w:uiPriority w:val="39"/>
     <w:pPr>
+      <w:widowControl w:val="0"/>
       <w:ind w:firstLine="0" w:left="1600"/>
       <w:jc w:val="left"/>
     </w:pPr>
@@ -618,6 +685,7 @@
     <w:link w:val="Style_16_ch"/>
     <w:uiPriority w:val="39"/>
     <w:pPr>
+      <w:widowControl w:val="0"/>
       <w:ind w:firstLine="0" w:left="1400"/>
       <w:jc w:val="left"/>
     </w:pPr>
@@ -640,6 +708,7 @@
     <w:link w:val="Style_17_ch"/>
     <w:uiPriority w:val="39"/>
     <w:pPr>
+      <w:widowControl w:val="0"/>
       <w:ind w:firstLine="0" w:left="800"/>
       <w:jc w:val="left"/>
     </w:pPr>
@@ -663,6 +732,7 @@
     <w:uiPriority w:val="11"/>
     <w:qFormat/>
     <w:pPr>
+      <w:widowControl w:val="0"/>
       <w:ind/>
       <w:jc w:val="both"/>
     </w:pPr>
@@ -688,6 +758,7 @@
     <w:uiPriority w:val="10"/>
     <w:qFormat/>
     <w:pPr>
+      <w:widowControl w:val="0"/>
       <w:spacing w:after="567" w:before="567"/>
       <w:ind/>
       <w:jc w:val="center"/>
@@ -716,6 +787,7 @@
     <w:uiPriority w:val="9"/>
     <w:qFormat/>
     <w:pPr>
+      <w:widowControl w:val="0"/>
       <w:spacing w:after="120" w:before="120"/>
       <w:ind/>
       <w:jc w:val="both"/>
@@ -743,6 +815,7 @@
     <w:uiPriority w:val="9"/>
     <w:qFormat/>
     <w:pPr>
+      <w:widowControl w:val="0"/>
       <w:spacing w:after="120" w:before="120"/>
       <w:ind/>
       <w:jc w:val="both"/>
